--- a/paragraflar/II_bob_xulosalar.docx
+++ b/paragraflar/II_bob_xulosalar.docx
@@ -177,7 +177,7 @@
           <w:rFonts w:ascii="Times New Roman" w:hAnsi="Times New Roman" w:cs="Times New Roman" w:eastAsia="Times New Roman"/>
           <w:sz w:val="28"/>
         </w:rPr>
-        <w:t xml:space="preserve">Milliy va xalqaro yondashuv o‘rtasidagi tafovut moliyaviy barqarorlik bloklari bo‘yicha bir tekis taqsimlanmagan: u aktivlar sifati blokida eng katta (muammoli kreditlar ulushi bo‘yicha qariyb uch barobar), daromadlilik va kapital bloklarida sezilarli (13–18 foiz, birinchi darajali asosiy kapital monandligi 10,2 foizdan taxminan 8,5 foizgacha pasayadi), likvidlik blokida esa nisbatan kichik. Sof barqaror moliyalashtirish me’yorida metodika (+5,4 foiz punkt) va MHXS tuzatishlari (−2,8 foiz punkt) qarama-qarshi yo‘nalishda ta’sir ko‘rsatadi.</w:t>
+        <w:t xml:space="preserve">Milliy va xalqaro yondashuv o‘rtasidagi tafovut moliyaviy barqarorlik bloklari bo‘yicha bir tekis taqsimlanmagan: u aktivlar sifati blokida eng katta (muammoli kreditlar ulushi bo‘yicha qariyb uch barobar), daromadlilik va kapital bloklarida sezilarli (13–18 foiz, birinchi darajali asosiy kapital monandligi MHXS ma’lumotlari asosida qayta hisoblanganda 10,21 foizdan 8,87 foizgacha pasayadi), likvidlik blokida esa nisbatan kichik. Sof barqaror moliyalashtirish me’yorida metodika (+5,4 foiz punkt) va MHXS tuzatishlari (−2,8 foiz punkt) qarama-qarshi yo‘nalishda ta’sir ko‘rsatadi.</w:t>
       </w:r>
     </w:p>
     <w:p>

--- a/paragraflar/II_bob_xulosalar.docx
+++ b/paragraflar/II_bob_xulosalar.docx
@@ -123,7 +123,7 @@
           <w:rFonts w:ascii="Times New Roman" w:hAnsi="Times New Roman" w:cs="Times New Roman" w:eastAsia="Times New Roman"/>
           <w:sz w:val="28"/>
         </w:rPr>
-        <w:t xml:space="preserve">Bank darajasidagi tahlil davlat banklarida kapital yetarliligining yuqori ko‘rsatkichlari har doim ham bankning o‘z daromadi natijasi emasligini ko‘rsatdi. «Mikrokreditbank» ATB da 2021–2023-yillarda kapital rentabelligi 0,7–2,5 foiz bilan inflyatsiyadan ancha past bo‘lgan, 2024-yilda esa bank yashirin kredit riskining bir yo‘la tan olinishi natijasida 1 703,8 mlrd so‘m zarar ko‘rgan va kapital monandligi davlat tomonidan qayta kapitallashtirish hisobiga tiklangan.</w:t>
+        <w:t xml:space="preserve">Bank darajasidagi tahlil davlat banklarida kapital yetarliligining yuqori ko‘rsatkichlari har doim ham bankning o‘z daromadi natijasi emasligini ko‘rsatdi. «Mikrokreditbank» ATB da 2021–2023-yillarda kapital rentabelligi 0,7–1,9 foiz bilan inflyatsiyadan ancha past bo‘lgan, 2024-yilda esa bank yashirin kredit riskining bir yo‘la tan olinishi natijasida 1 703,8 mlrd so‘m zarar ko‘rgan va kapital monandligi davlat tomonidan qayta kapitallashtirish hisobiga tiklangan.</w:t>
       </w:r>
     </w:p>
     <w:p>
@@ -141,7 +141,7 @@
           <w:rFonts w:ascii="Times New Roman" w:hAnsi="Times New Roman" w:cs="Times New Roman" w:eastAsia="Times New Roman"/>
           <w:sz w:val="28"/>
         </w:rPr>
-        <w:t xml:space="preserve">Milliy prudensial hisobot va MHXS bo‘yicha hisobot o‘rtasidagi tafovut muntazam xususiyatga ega bo‘lib, uning asosiy manbai kreditlarni tasniflash va zaxira shakllantirish qoidalaridagi farqdir. «O‘zsanoatqurilishbank» ATB da MHXS bo‘yicha xususiy kapital milliy hisobotdagidan 3,2–13,5 foiz, besh yillik jami sof foyda 15,3 foiz kam bo‘lib, kredit zaxiralari 1,3–2,2 barobar ko‘p. 2025-yil yakunida MHXS 9 bo‘yicha qadrsizlangan kreditlarning 57,2 foizi milliy tasnifda «standart» yoki «substandart» toifasida aks etgan. «Mikrokreditbank» ATB misolida esa besh yillik jami zarar ikki hisobotda deyarli bir xil bo‘lsa-da, milliy hisobot uni MHXS ga nisbatan bir yil kechikib tan olgani aniqlandi.</w:t>
+        <w:t xml:space="preserve">Milliy prudensial hisobot va MHXS bo‘yicha hisobot o‘rtasidagi tafovut muntazam xususiyatga ega bo‘lib, uning asosiy manbai kreditlarni tasniflash va zaxira shakllantirish qoidalaridagi farqdir. «O‘zsanoatqurilishbank» ATB da MHXS bo‘yicha xususiy kapital milliy hisobotdagidan 3,2–13,5 foiz, besh yillik jami sof foyda 11,9 foiz kam bo‘lib, kredit zaxiralari 1,3–2,2 barobar ko‘p. 2025-yil yakunida MHXS 9 bo‘yicha qadrsizlangan kreditlarning 57,2 foizi milliy tasnifda «standart» yoki «substandart» toifasida aks etgan. «Mikrokreditbank» ATB misolida esa besh yillik jami zarar ikki hisobotda deyarli bir xil bo‘lsa-da, milliy hisobot uni MHXS ga nisbatan bir yil kechikib tan olgani aniqlandi.</w:t>
       </w:r>
     </w:p>
     <w:p>
